--- a/Rapid Cortex Internal Docs/RC_Market_Competitive_Analysis_July2026.docx
+++ b/Rapid Cortex Internal Docs/RC_Market_Competitive_Analysis_July2026.docx
@@ -24,7 +24,7 @@
           <w:sz w:val="52"/>
           <w:szCs w:val="52"/>
         </w:rPr>
-        <w:t xml:space="preserve">RAPID CORTEX</w:t>
+        <w:t xml:space="preserve">NEXCORT IQ</w:t>
       </w:r>
     </w:p>
     <w:p>
@@ -129,7 +129,7 @@
           <w:sz w:val="18"/>
           <w:szCs w:val="18"/>
         </w:rPr>
-        <w:t xml:space="preserve">July 2026  |  Rapid Cortex, LLC</w:t>
+        <w:t xml:space="preserve">July 2026  |  NexCort iQ, LLC</w:t>
       </w:r>
     </w:p>
     <w:p>
@@ -199,7 +199,7 @@
           <w:sz w:val="20"/>
           <w:szCs w:val="20"/>
         </w:rPr>
-        <w:t xml:space="preserve">This consolidation validates the market Rapid Cortex is building for — and simultaneously creates one of the most compelling go-to-market opportunities in the space. Agencies that once faced a fragmented vendor landscape now face a different problem: a single dominant player controlling every stage of their emergency response workflow, creating lock-in, pricing leverage, and procurement risk.</w:t>
+        <w:t xml:space="preserve">This consolidation validates the market NexCort iQ is building for — and simultaneously creates one of the most compelling go-to-market opportunities in the space. Agencies that once faced a fragmented vendor landscape now face a different problem: a single dominant player controlling every stage of their emergency response workflow, creating lock-in, pricing leverage, and procurement risk.</w:t>
       </w:r>
     </w:p>
     <w:p>
@@ -222,7 +222,7 @@
           <w:sz w:val="20"/>
           <w:szCs w:val="20"/>
         </w:rPr>
-        <w:t xml:space="preserve">Rapid Cortex enters this market at the ideal inflection point: post-validation, pre-consolidation at the agency level. Our positioning as an AI intelligence and decision-support layer — one that enhances rather than replaces existing infrastructure — puts us in direct competition with the pre-acquisition version of Prepared, and in complementary territory with CAD vendors like Motorola, Tyler, and Hexagon who still need an AI augmentation layer.</w:t>
+        <w:t xml:space="preserve">NexCort iQ enters this market at the ideal inflection point: post-validation, pre-consolidation at the agency level. Our positioning as an AI intelligence and decision-support layer — one that enhances rather than replaces existing infrastructure — puts us in direct competition with the pre-acquisition version of Prepared, and in complementary territory with CAD vendors like Motorola, Tyler, and Hexagon who still need an AI augmentation layer.</w:t>
       </w:r>
     </w:p>
     <w:p>
@@ -373,7 +373,7 @@
                 <w:sz w:val="19"/>
                 <w:szCs w:val="19"/>
               </w:rPr>
-              <w:t xml:space="preserve">Prepared reached 1,000+ agencies before acquisition. Carbyne reached 300 sites. Rapid Cortex is entering the market during peak agency urgency — staffing crises, NG911 mandates, AI budget availability — with a feature set that rivals the acquired companies at competitive price points.</w:t>
+              <w:t xml:space="preserve">Prepared reached 1,000+ agencies before acquisition. Carbyne reached 300 sites. NexCort iQ is entering the market during peak agency urgency — staffing crises, NG911 mandates, AI budget availability — with a feature set that rivals the acquired companies at competitive price points.</w:t>
             </w:r>
           </w:p>
         </w:tc>
@@ -442,7 +442,7 @@
           <w:sz w:val="20"/>
           <w:szCs w:val="20"/>
         </w:rPr>
-        <w:t xml:space="preserve">The global public safety software market reached $18.2 billion in 2025 and is on a trajectory to $51.4 billion by 2034. The North American market — Rapid Cortex's primary initial territory — accounts for $7.7 billion of 2025 revenue, representing 42.3% of global spend. The United States alone houses more than 18,000 law enforcement agencies across federal, state, and local jurisdictions.</w:t>
+        <w:t xml:space="preserve">The global public safety software market reached $18.2 billion in 2025 and is on a trajectory to $51.4 billion by 2034. The North American market — NexCort iQ's primary initial territory — accounts for $7.7 billion of 2025 revenue, representing 42.3% of global spend. The United States alone houses more than 18,000 law enforcement agencies across federal, state, and local jurisdictions.</w:t>
       </w:r>
     </w:p>
     <w:p>
@@ -488,7 +488,7 @@
           <w:sz w:val="20"/>
           <w:szCs w:val="20"/>
         </w:rPr>
-        <w:t xml:space="preserve">Within the broader market, Computer-Aided Dispatch (CAD) systems generate the largest segment revenue at approximately $5.2 billion (28.5% share) in 2025 — but the fastest growth is in the AI augmentation layer that sits above CAD: transcription, triage, supervisor intelligence, QA automation, and command dashboards. This is exactly where Rapid Cortex operates.</w:t>
+        <w:t xml:space="preserve">Within the broader market, Computer-Aided Dispatch (CAD) systems generate the largest segment revenue at approximately $5.2 billion (28.5% share) in 2025 — but the fastest growth is in the AI augmentation layer that sits above CAD: transcription, triage, supervisor intelligence, QA automation, and command dashboards. This is exactly where NexCort iQ operates.</w:t>
       </w:r>
     </w:p>
     <w:p>
@@ -611,7 +611,7 @@
           <w:sz w:val="20"/>
           <w:szCs w:val="20"/>
         </w:rPr>
-        <w:t xml:space="preserve">Grant Funding Availability — Federal COPS Technology grants, Congressionally Directed Spending grants, and state Criminal Justice grants are actively funding technology replacements. Rapid Cortex pricing is designed to align with grant program scales.</w:t>
+        <w:t xml:space="preserve">Grant Funding Availability — Federal COPS Technology grants, Congressionally Directed Spending grants, and state Criminal Justice grants are actively funding technology replacements. NexCort iQ pricing is designed to align with grant program scales.</w:t>
       </w:r>
     </w:p>
     <w:p>
@@ -661,7 +661,7 @@
           <w:sz w:val="20"/>
           <w:szCs w:val="20"/>
         </w:rPr>
-        <w:t xml:space="preserve">The public safety AI market has three distinct layers: (1) infrastructure/network providers who move call data, (2) AI intelligence layers that analyze calls and support dispatchers, and (3) enterprise software platforms (CAD, RMS, evidence) that manage the operational record. Rapid Cortex competes primarily in Layer 2 while integrating with Layer 1 and Layer 3.</w:t>
+        <w:t xml:space="preserve">The public safety AI market has three distinct layers: (1) infrastructure/network providers who move call data, (2) AI intelligence layers that analyze calls and support dispatchers, and (3) enterprise software platforms (CAD, RMS, evidence) that manage the operational record. NexCort iQ competes primarily in Layer 2 while integrating with Layer 1 and Layer 3.</w:t>
       </w:r>
     </w:p>
     <w:p>
@@ -1201,7 +1201,7 @@
           <w:sz w:val="22"/>
           <w:szCs w:val="22"/>
         </w:rPr>
-        <w:t xml:space="preserve">Competitive Implications for Rapid Cortex</w:t>
+        <w:t xml:space="preserve">Competitive Implications for NexCort iQ</w:t>
       </w:r>
     </w:p>
     <w:p>
@@ -1779,7 +1779,7 @@
           <w:sz w:val="22"/>
           <w:szCs w:val="22"/>
         </w:rPr>
-        <w:t xml:space="preserve">Competitive Implications for Rapid Cortex</w:t>
+        <w:t xml:space="preserve">Competitive Implications for NexCort iQ</w:t>
       </w:r>
     </w:p>
     <w:p>
@@ -2357,7 +2357,7 @@
           <w:sz w:val="22"/>
           <w:szCs w:val="22"/>
         </w:rPr>
-        <w:t xml:space="preserve">Competitive Implications for Rapid Cortex</w:t>
+        <w:t xml:space="preserve">Competitive Implications for NexCort iQ</w:t>
       </w:r>
     </w:p>
     <w:p>
@@ -2735,7 +2735,7 @@
           <w:sz w:val="22"/>
           <w:szCs w:val="22"/>
         </w:rPr>
-        <w:t xml:space="preserve">Competitive Implications for Rapid Cortex</w:t>
+        <w:t xml:space="preserve">Competitive Implications for NexCort iQ</w:t>
       </w:r>
     </w:p>
     <w:p>
@@ -3090,7 +3090,7 @@
           <w:sz w:val="22"/>
           <w:szCs w:val="22"/>
         </w:rPr>
-        <w:t xml:space="preserve">Competitive Implications for Rapid Cortex</w:t>
+        <w:t xml:space="preserve">Competitive Implications for NexCort iQ</w:t>
       </w:r>
     </w:p>
     <w:p>
@@ -5684,7 +5684,7 @@
           <w:sz w:val="20"/>
           <w:szCs w:val="20"/>
         </w:rPr>
-        <w:t xml:space="preserve">This section maps Rapid Cortex's internal pricing to the competitive landscape. All RC pricing is internal-only. Public pricing language remains 'Tailored deployment / Custom quote / Scaled for agency needs / Contact sales.'</w:t>
+        <w:t xml:space="preserve">This section maps NexCort iQ's internal pricing to the competitive landscape. All RC pricing is internal-only. Public pricing language remains 'Tailored deployment / Custom quote / Scaled for agency needs / Contact sales.'</w:t>
       </w:r>
     </w:p>
     <w:p>
@@ -5708,7 +5708,7 @@
           <w:sz w:val="26"/>
           <w:szCs w:val="26"/>
         </w:rPr>
-        <w:t xml:space="preserve">5.1  Rapid Cortex Pricing Tiers</w:t>
+        <w:t xml:space="preserve">5.1  NexCort iQ Pricing Tiers</w:t>
       </w:r>
     </w:p>
     <w:tbl>
@@ -7299,7 +7299,7 @@
           <w:sz w:val="20"/>
           <w:szCs w:val="20"/>
         </w:rPr>
-        <w:t xml:space="preserve">Rapid Cortex occupies a deliberate pricing position: premium relative to single-point QA tools, competitive relative to full AI platforms, and significantly below the total cost of enterprise CAD replacements or hardware-bundled solutions.</w:t>
+        <w:t xml:space="preserve">NexCort iQ occupies a deliberate pricing position: premium relative to single-point QA tools, competitive relative to full AI platforms, and significantly below the total cost of enterprise CAD replacements or hardware-bundled solutions.</w:t>
       </w:r>
     </w:p>
     <w:p>
@@ -7569,7 +7569,7 @@
           <w:sz w:val="20"/>
           <w:szCs w:val="20"/>
         </w:rPr>
-        <w:t xml:space="preserve">Rapid Cortex pilot packages are priced to align with agency grant award sizes, providing a low-risk entry point that mirrors the market standard:</w:t>
+        <w:t xml:space="preserve">NexCort iQ pilot packages are priced to align with agency grant award sizes, providing a low-risk entry point that mirrors the market standard:</w:t>
       </w:r>
     </w:p>
     <w:p>
@@ -8077,7 +8077,7 @@
           <w:sz w:val="36"/>
           <w:szCs w:val="36"/>
         </w:rPr>
-        <w:t xml:space="preserve">6. Rapid Cortex Strategic Positioning</w:t>
+        <w:t xml:space="preserve">6. NexCort iQ Strategic Positioning</w:t>
       </w:r>
     </w:p>
     <w:p>
@@ -8378,7 +8378,7 @@
           <w:sz w:val="20"/>
           <w:szCs w:val="20"/>
         </w:rPr>
-        <w:t xml:space="preserve">The market message for Rapid Cortex should be built on three pillars:</w:t>
+        <w:t xml:space="preserve">The market message for NexCort iQ should be built on three pillars:</w:t>
       </w:r>
     </w:p>
     <w:p>
@@ -8708,7 +8708,7 @@
           <w:sz w:val="20"/>
           <w:szCs w:val="20"/>
         </w:rPr>
-        <w:t xml:space="preserve">The M&amp;A activity of 2025–2026 sends clear signals about where the market is going and what Rapid Cortex should do now:</w:t>
+        <w:t xml:space="preserve">The M&amp;A activity of 2025–2026 sends clear signals about where the market is going and what NexCort iQ should do now:</w:t>
       </w:r>
     </w:p>
     <w:p>
@@ -8866,7 +8866,7 @@
                 <w:sz w:val="19"/>
                 <w:szCs w:val="19"/>
               </w:rPr>
-              <w:t xml:space="preserve">The window to build an independent 911 AI platform with genuine scale potential is open now — and actively closing. Prepared's trajectory to 1,000 agencies took 2–3 years from launch to acquisition. Rapid Cortex is at the same starting line today, with a deeper product and cleaner data architecture than Prepared had at this stage.</w:t>
+              <w:t xml:space="preserve">The window to build an independent 911 AI platform with genuine scale potential is open now — and actively closing. Prepared's trajectory to 1,000 agencies took 2–3 years from launch to acquisition. NexCort iQ is at the same starting line today, with a deeper product and cleaner data architecture than Prepared had at this stage.</w:t>
             </w:r>
           </w:p>
         </w:tc>
@@ -9232,7 +9232,7 @@
           <w:sz w:val="20"/>
           <w:szCs w:val="20"/>
         </w:rPr>
-        <w:t xml:space="preserve">Rapid Cortex is entering the public safety AI market at the precise moment when the market has been validated by $1B+ in M&amp;A activity, agency urgency is at its highest point due to staffing crises, and the competitive landscape has not yet consolidated at the agency level.</w:t>
+        <w:t xml:space="preserve">NexCort iQ is entering the public safety AI market at the precise moment when the market has been validated by $1B+ in M&amp;A activity, agency urgency is at its highest point due to staffing crises, and the competitive landscape has not yet consolidated at the agency level.</w:t>
       </w:r>
     </w:p>
     <w:p>
@@ -9278,7 +9278,7 @@
           <w:sz w:val="20"/>
           <w:szCs w:val="20"/>
         </w:rPr>
-        <w:t xml:space="preserve">The primary risk is speed. The agencies that piloted Prepared in its first two years became Axon's installed base through acquisition. Rapid Cortex has the same window. The next 18–24 months are the defining period for building the reference base, proving ROI, and establishing RC as the independent standard for 911 AI intelligence.</w:t>
+        <w:t xml:space="preserve">The primary risk is speed. The agencies that piloted Prepared in its first two years became Axon's installed base through acquisition. NexCort iQ has the same window. The next 18–24 months are the defining period for building the reference base, proving ROI, and establishing RC as the independent standard for 911 AI intelligence.</w:t>
       </w:r>
     </w:p>
     <w:p>
@@ -9323,7 +9323,7 @@
                 <w:sz w:val="22"/>
                 <w:szCs w:val="22"/>
               </w:rPr>
-              <w:t xml:space="preserve">Rapid Cortex — Intelligence at the Speed of Response</w:t>
+              <w:t xml:space="preserve">NexCort iQ — Intelligence at the Speed of Response</w:t>
             </w:r>
           </w:p>
           <w:p>
